--- a/companies/meridian-actuarial/Engagements/Gonzalez, Campbell and Kelly/2024.07.28 - Kickoff Memo - Reinsurance Pricing Review.docx
+++ b/companies/meridian-actuarial/Engagements/Gonzalez, Campbell and Kelly/2024.07.28 - Kickoff Memo - Reinsurance Pricing Review.docx
@@ -4,16 +4,16 @@
   <w:body>
     <w:p>
       <w:r>
-        <w:t>To: Michelle Banks, Nicole Hanna</w:t>
+        <w:t>To: Robert Lawrence, Michelle Banks, Nicole Hanna</w:t>
         <w:br/>
-        <w:t>From: Karen Harris</w:t>
+        <w:t>From: Karen Harris, Actuarial Associate</w:t>
         <w:br/>
-        <w:t>Re: Gonzalez, Campbell and Kelly reinsurance pricing review -- kickoff</w:t>
+        <w:t>Re: Reinsurance pricing review for Gonzalez, Campbell and Kelly: how we are starting</w:t>
       </w:r>
     </w:p>
     <w:p>
       <w:r>
-        <w:t>We have the reinsurance pricing review, and this note sets how we run it and what each of us owns. The engagement is signed and the scope is set. Our job now is to bring the client's data in, reconcile it, and build the exhibits the opinion rests on, in that order. Nothing gets tabulated before the data is confirmed.</w:t>
+        <w:t>We are ready to start, and the first thing we need is data. The engagement letter has come back signed, and the work began on July 25, 2024. What we owe Gonzalez, Campbell and Kelly is an independent view of whether the premiums it pays its reinsurers are reasonable for the claims it cedes, built from its own records. The report will keep three things apart: what the data show, what we assumed, and what we conclude. We should keep them apart in our working files from the first day as well.</w:t>
       </w:r>
     </w:p>
     <w:p>
@@ -21,12 +21,22 @@
         <w:pStyle w:val="Heading2"/>
       </w:pPr>
       <w:r>
-        <w:t>What we owe the client</w:t>
+        <w:t>How the work is shared</w:t>
       </w:r>
     </w:p>
     <w:p>
       <w:r>
-        <w:t>The deliverable is a report the client can act on, backed by a workbook of exhibits that supports every number in it. We are reviewing the pricing of the reinsurance Gonzalez, Campbell and Kelly cedes: the loss and premium experience treaty by treaty, measured against the pricing in force, with a plain statement of where the pricing holds and where it does not. We keep apart the three things we always keep apart. What the data show, what we assume, and what we conclude each stand in their own place, in the workbook and in the report. A number we cannot explain is not a finding. It is an open question, and it stays open until someone answers it.</w:t>
+        <w:t>Michelle Banks owns the data. Her first task is to reconcile the ceded premiums and claim recoveries in the company's records against the reinsurers' statements, treaty by treaty and year by year. Neither source is treated as correct until the two agree or the difference is explained in the data log. Nicole Hanna will help with intake while the files come in. She will log each file on arrival and run the first checks on record counts and control totals. Where something does not tie, she will record what she found and pass it to Michelle. No file gets adjusted to make it agree.</w:t>
+      </w:r>
+    </w:p>
+    <w:p>
+      <w:r>
+        <w:t>I will take the experience analysis. Once the claim listings and the in-force file reconcile, I will build an expected-claims basis for each treaty from the company's own experience. Some treaties will not have enough experience to stand alone. For those I will blend in published industry experience and record the weight given to each, so that the choice can be reviewed rather than reconstructed later. I will also check the rate schedules in the treaties against the premiums actually billed, because an error there would carry into every comparison after it.</w:t>
+      </w:r>
+    </w:p>
+    <w:p>
+      <w:r>
+        <w:t>Robert Lawrence is responsible for the engagement and will sign the report. He will review the data log before any expected-claims figure is run, and the assumptions before they feed a comparison. Early on I will also put the treaty terms that drive net cost into a single summary: the retention, any commission or allowance the reinsurer returns, and the rate-change provisions. Every result we produce should be read against that page.</w:t>
       </w:r>
     </w:p>
     <w:p>
@@ -34,12 +44,12 @@
         <w:pStyle w:val="Heading2"/>
       </w:pPr>
       <w:r>
-        <w:t>How the work divides</w:t>
+        <w:t>Working with the client</w:t>
       </w:r>
     </w:p>
     <w:p>
       <w:r>
-        <w:t>Michelle Banks takes the data intake and the first calculations. She pulls in the treaty terms and the cession, premium, and loss files, gets them into shape, and runs the preliminary numbers before any of it reaches an exhibit. Nicole Hanna runs valuation support and the data checks. She ties the counts and the cash flows back to the client's own summaries and flags anything that does not reconcile before it travels further. I will build the exhibits and the assumption tables off their work, and I will keep the running list of open data questions so nothing waits on a request no one has sent. James Garcia, the Chief Financial Officer, is our point of contact. Data requests and scheduling go through his office. Any client-facing question goes through me first, so that we speak with one voice on scope and timing.</w:t>
+        <w:t>James Garcia, the Chief Financial Officer, is our contact at the company. The engagement letter told him that day-to-day contact would come from Michelle and me, and we should hold to that. Every request goes in writing and onto the request log before it is sent. That way his staff are never asked the same thing twice, and we can always show what we asked for and when it arrived.</w:t>
       </w:r>
     </w:p>
     <w:p>
@@ -47,25 +57,17 @@
         <w:pStyle w:val="Heading2"/>
       </w:pPr>
       <w:r>
-        <w:t>How we run it</w:t>
+        <w:t>The coming days</w:t>
       </w:r>
     </w:p>
     <w:p>
       <w:r>
-        <w:t>A word on cadence, because a review like this stalls in the gaps between people. We keep one running thread with the client for data and scheduling, and everything we ask for goes on it, so nothing sits waiting on a request no one sent. Inside the team, bring me the open questions early and often. I would far rather hear that a file does not tie in week two than discover it against a delivery date. The work is performed under the actuarial standards that govern a pricing review, which means every figure we put forward has to trace back to something we can show. Keep your notes literal. Write down what a file shows and what you relied on, so that when the report reaches review the record behind it is already there.</w:t>
-      </w:r>
-    </w:p>
-    <w:p>
-      <w:pPr>
-        <w:pStyle w:val="Heading2"/>
-      </w:pPr>
-      <w:r>
-        <w:t>Where we start</w:t>
+        <w:t>The data request goes out first, because nothing else can move until files arrive. Michelle has drafted it from the list in the engagement letter, and it will go to James Garcia as soon as Robert has reviewed it. It asks for the treaties with every amendment and rate schedule, the premium and recovery listings with the reinsurers' statements, the in-force listing showing amounts retained and ceded, the claim listings, and any rate correspondence from the reinsurers. It also says plainly that files in the company's own format are fine. The treaties need no reconciliation, so I will read them as soon as they arrive and start the summary of terms while the rest of the data are being checked.</w:t>
       </w:r>
     </w:p>
     <w:p>
       <w:r>
-        <w:t>Work begins on July 25, 2024. The first data request goes to James Garcia's office that week, and it lists the treaty documents and the cession, premium, and loss records we need, with the format we want them in. Until that data and the treaty terms are both confirmed, we tabulate nothing and treat the program as provisional. Data quality is the usual risk on a first review for a client. Expect the loss files to need a pass before they tie to the premium records, and expect at least one treaty whose terms on the page do not match how it was actually run. Raise the question the moment you have it. A discrepancy caught at intake is a note. The same discrepancy caught in a delivered report is a problem, and by then it is expensive to fix.</w:t>
+        <w:t>We will meet weekly while the data are open, and Michelle will circulate the log the day before each meeting. If you see a gap in the request, please tell Michelle in the next day or two so that it can go out in one piece.</w:t>
       </w:r>
     </w:p>
     <w:sectPr>
